--- a/04_JobKitAI/output/naukri/Grid_Dynamics_Quality_Engineer_Vishnudeep_Jayam.docx
+++ b/04_JobKitAI/output/naukri/Grid_Dynamics_Quality_Engineer_Vishnudeep_Jayam.docx
@@ -68,7 +68,7 @@
         </w:rPr>
         <w:t xml:space="preserve">  •  </w:t>
       </w:r>
-      <w:hyperlink w:history="1" r:id="rIds-os4qs0ibv6px5tyvqud">
+      <w:hyperlink w:history="1" r:id="rIdyzcsvysyfufsfacrna-yo">
         <w:r>
           <w:rPr>
             <w:rFonts w:ascii="Calibri" w:cs="Calibri" w:eastAsia="Calibri" w:hAnsi="Calibri"/>
@@ -160,7 +160,7 @@
           <w:sz w:val="20"/>
           <w:szCs w:val="20"/>
         </w:rPr>
-        <w:t xml:space="preserve"> of experience across UI and API test automation — from tool selection and framework design to script development, suite execution, and defect reporting. </w:t>
+        <w:t xml:space="preserve"> of experience across UI and API test automation — from tool selection and framework design through script development, suite execution, and defect reporting. </w:t>
       </w:r>
       <w:r>
         <w:rPr>
@@ -171,7 +171,7 @@
           <w:highlight w:val="yellow"/>
           <w:highlightCs w:val="yellow"/>
         </w:rPr>
-        <w:t xml:space="preserve">designed Selenium + Java + TestNG automation frameworks across e-commerce, automotive, and enterprise web platforms</w:t>
+        <w:t xml:space="preserve">Built a Playwright + TypeScript automation framework for web applications and led Cucumber-based automation across Windows, Android, and iOS</w:t>
       </w:r>
       <w:r>
         <w:rPr>
@@ -191,7 +191,7 @@
           <w:highlight w:val="yellow"/>
           <w:highlightCs w:val="yellow"/>
         </w:rPr>
-        <w:t xml:space="preserve">built a Playwright + TypeScript automation framework for web applications and led Cucumber-based automation across Windows, Android, and iOS</w:t>
+        <w:t xml:space="preserve">Automated backend APIs with REST Assured and Postman, and built Python-based API test suites</w:t>
       </w:r>
       <w:r>
         <w:rPr>
@@ -236,7 +236,7 @@
           <w:sz w:val="20"/>
           <w:szCs w:val="20"/>
         </w:rPr>
-        <w:t xml:space="preserve">Languages  </w:t>
+        <w:t xml:space="preserve">Automation Frameworks &amp; Tools  </w:t>
       </w:r>
       <w:r>
         <w:rPr>
@@ -247,7 +247,7 @@
           <w:highlight w:val="yellow"/>
           <w:highlightCs w:val="yellow"/>
         </w:rPr>
-        <w:t xml:space="preserve">Java</w:t>
+        <w:t xml:space="preserve">Selenium WebDriver</w:t>
       </w:r>
       <w:r>
         <w:rPr>
@@ -267,16 +267,47 @@
           <w:highlight w:val="yellow"/>
           <w:highlightCs w:val="yellow"/>
         </w:rPr>
-        <w:t xml:space="preserve">TypeScript</w:t>
-      </w:r>
-      <w:r>
-        <w:rPr>
-          <w:rFonts w:ascii="Calibri" w:cs="Calibri" w:eastAsia="Calibri" w:hAnsi="Calibri"/>
-          <w:color w:val="3D4451"/>
-          <w:sz w:val="20"/>
-          <w:szCs w:val="20"/>
-        </w:rPr>
-        <w:t xml:space="preserve"> · Python · PHP (Codeception)</w:t>
+        <w:t xml:space="preserve">Playwright</w:t>
+      </w:r>
+      <w:r>
+        <w:rPr>
+          <w:rFonts w:ascii="Calibri" w:cs="Calibri" w:eastAsia="Calibri" w:hAnsi="Calibri"/>
+          <w:color w:val="3D4451"/>
+          <w:sz w:val="20"/>
+          <w:szCs w:val="20"/>
+        </w:rPr>
+        <w:t xml:space="preserve"> · </w:t>
+      </w:r>
+      <w:r>
+        <w:rPr>
+          <w:rFonts w:ascii="Calibri" w:cs="Calibri" w:eastAsia="Calibri" w:hAnsi="Calibri"/>
+          <w:color w:val="3D4451"/>
+          <w:sz w:val="20"/>
+          <w:szCs w:val="20"/>
+          <w:highlight w:val="yellow"/>
+          <w:highlightCs w:val="yellow"/>
+        </w:rPr>
+        <w:t xml:space="preserve">Cucumber (BDD)</w:t>
+      </w:r>
+      <w:r>
+        <w:rPr>
+          <w:rFonts w:ascii="Calibri" w:cs="Calibri" w:eastAsia="Calibri" w:hAnsi="Calibri"/>
+          <w:color w:val="3D4451"/>
+          <w:sz w:val="20"/>
+          <w:szCs w:val="20"/>
+        </w:rPr>
+        <w:t xml:space="preserve"> · TestNG · Page Object Model · </w:t>
+      </w:r>
+      <w:r>
+        <w:rPr>
+          <w:rFonts w:ascii="Calibri" w:cs="Calibri" w:eastAsia="Calibri" w:hAnsi="Calibri"/>
+          <w:color w:val="3D4451"/>
+          <w:sz w:val="20"/>
+          <w:szCs w:val="20"/>
+          <w:highlight w:val="yellow"/>
+          <w:highlightCs w:val="yellow"/>
+        </w:rPr>
+        <w:t xml:space="preserve">Selenium Grid</w:t>
       </w:r>
     </w:p>
     <w:p>
@@ -292,16 +323,27 @@
           <w:sz w:val="20"/>
           <w:szCs w:val="20"/>
         </w:rPr>
-        <w:t xml:space="preserve">Automation Frameworks &amp; Tools  </w:t>
-      </w:r>
-      <w:r>
-        <w:rPr>
-          <w:rFonts w:ascii="Calibri" w:cs="Calibri" w:eastAsia="Calibri" w:hAnsi="Calibri"/>
-          <w:color w:val="3D4451"/>
-          <w:sz w:val="20"/>
-          <w:szCs w:val="20"/>
-        </w:rPr>
-        <w:t xml:space="preserve">Selenium WebDriver · Playwright · Cucumber (BDD) · TestNG · Page Object Model</w:t>
+        <w:t xml:space="preserve">Languages  </w:t>
+      </w:r>
+      <w:r>
+        <w:rPr>
+          <w:rFonts w:ascii="Calibri" w:cs="Calibri" w:eastAsia="Calibri" w:hAnsi="Calibri"/>
+          <w:color w:val="3D4451"/>
+          <w:sz w:val="20"/>
+          <w:szCs w:val="20"/>
+          <w:highlight w:val="yellow"/>
+          <w:highlightCs w:val="yellow"/>
+        </w:rPr>
+        <w:t xml:space="preserve">Java</w:t>
+      </w:r>
+      <w:r>
+        <w:rPr>
+          <w:rFonts w:ascii="Calibri" w:cs="Calibri" w:eastAsia="Calibri" w:hAnsi="Calibri"/>
+          <w:color w:val="3D4451"/>
+          <w:sz w:val="20"/>
+          <w:szCs w:val="20"/>
+        </w:rPr>
+        <w:t xml:space="preserve"> · TypeScript · Python · PHP (Codeception)</w:t>
       </w:r>
     </w:p>
     <w:p>
@@ -326,7 +368,18 @@
           <w:sz w:val="20"/>
           <w:szCs w:val="20"/>
         </w:rPr>
-        <w:t xml:space="preserve">REST Assured · Postman · Python API test scripts</w:t>
+        <w:t xml:space="preserve">REST Assured · Postman · </w:t>
+      </w:r>
+      <w:r>
+        <w:rPr>
+          <w:rFonts w:ascii="Calibri" w:cs="Calibri" w:eastAsia="Calibri" w:hAnsi="Calibri"/>
+          <w:color w:val="3D4451"/>
+          <w:sz w:val="20"/>
+          <w:szCs w:val="20"/>
+          <w:highlight w:val="yellow"/>
+          <w:highlightCs w:val="yellow"/>
+        </w:rPr>
+        <w:t xml:space="preserve">Python API test scripts</w:t>
       </w:r>
     </w:p>
     <w:p>
@@ -342,16 +395,27 @@
           <w:sz w:val="20"/>
           <w:szCs w:val="20"/>
         </w:rPr>
-        <w:t xml:space="preserve">CI/CD &amp; Build Tools  </w:t>
-      </w:r>
-      <w:r>
-        <w:rPr>
-          <w:rFonts w:ascii="Calibri" w:cs="Calibri" w:eastAsia="Calibri" w:hAnsi="Calibri"/>
-          <w:color w:val="3D4451"/>
-          <w:sz w:val="20"/>
-          <w:szCs w:val="20"/>
-        </w:rPr>
-        <w:t xml:space="preserve">Jenkins · Gradle · Maven · Travis CI · Git · GitHub</w:t>
+        <w:t xml:space="preserve">CI/CD, Build &amp; Cloud  </w:t>
+      </w:r>
+      <w:r>
+        <w:rPr>
+          <w:rFonts w:ascii="Calibri" w:cs="Calibri" w:eastAsia="Calibri" w:hAnsi="Calibri"/>
+          <w:color w:val="3D4451"/>
+          <w:sz w:val="20"/>
+          <w:szCs w:val="20"/>
+        </w:rPr>
+        <w:t xml:space="preserve">Jenkins · Gradle · Maven · Travis CI · Git · GitHub · </w:t>
+      </w:r>
+      <w:r>
+        <w:rPr>
+          <w:rFonts w:ascii="Calibri" w:cs="Calibri" w:eastAsia="Calibri" w:hAnsi="Calibri"/>
+          <w:color w:val="3D4451"/>
+          <w:sz w:val="20"/>
+          <w:szCs w:val="20"/>
+          <w:highlight w:val="yellow"/>
+          <w:highlightCs w:val="yellow"/>
+        </w:rPr>
+        <w:t xml:space="preserve">AWS</w:t>
       </w:r>
     </w:p>
     <w:p>
@@ -376,7 +440,27 @@
           <w:sz w:val="20"/>
           <w:szCs w:val="20"/>
         </w:rPr>
-        <w:t xml:space="preserve">TestRail · XRay · Jira · Agile Scrum · Kanban · Test Planning &amp; Case Design · Defect Tracking &amp; Reporting</w:t>
+        <w:t xml:space="preserve">TestRail · </w:t>
+      </w:r>
+      <w:r>
+        <w:rPr>
+          <w:rFonts w:ascii="Calibri" w:cs="Calibri" w:eastAsia="Calibri" w:hAnsi="Calibri"/>
+          <w:color w:val="3D4451"/>
+          <w:sz w:val="20"/>
+          <w:szCs w:val="20"/>
+          <w:highlight w:val="yellow"/>
+          <w:highlightCs w:val="yellow"/>
+        </w:rPr>
+        <w:t xml:space="preserve">XRay</w:t>
+      </w:r>
+      <w:r>
+        <w:rPr>
+          <w:rFonts w:ascii="Calibri" w:cs="Calibri" w:eastAsia="Calibri" w:hAnsi="Calibri"/>
+          <w:color w:val="3D4451"/>
+          <w:sz w:val="20"/>
+          <w:szCs w:val="20"/>
+        </w:rPr>
+        <w:t xml:space="preserve"> · Jira · Agile Scrum · Kanban · Test Planning &amp; Case Design · Defect Tracking &amp; Reporting · SDLC / STLC</w:t>
       </w:r>
     </w:p>
     <w:p>
@@ -392,6 +476,31 @@
           <w:sz w:val="20"/>
           <w:szCs w:val="20"/>
         </w:rPr>
+        <w:t xml:space="preserve">Platforms Tested  </w:t>
+      </w:r>
+      <w:r>
+        <w:rPr>
+          <w:rFonts w:ascii="Calibri" w:cs="Calibri" w:eastAsia="Calibri" w:hAnsi="Calibri"/>
+          <w:color w:val="3D4451"/>
+          <w:sz w:val="20"/>
+          <w:szCs w:val="20"/>
+        </w:rPr>
+        <w:t xml:space="preserve">Web (Chrome, Firefox, IE) · Windows Desktop · Android · iOS · Mobile / Tablet</w:t>
+      </w:r>
+    </w:p>
+    <w:p>
+      <w:pPr>
+        <w:spacing w:after="55" w:line="250"/>
+      </w:pPr>
+      <w:r>
+        <w:rPr>
+          <w:rFonts w:ascii="Calibri" w:cs="Calibri" w:eastAsia="Calibri" w:hAnsi="Calibri"/>
+          <w:b/>
+          <w:bCs/>
+          <w:color w:val="1A1A1A"/>
+          <w:sz w:val="20"/>
+          <w:szCs w:val="20"/>
+        </w:rPr>
         <w:t xml:space="preserve">Domain Exposure  </w:t>
       </w:r>
       <w:r>
@@ -402,6 +511,120 @@
           <w:szCs w:val="20"/>
         </w:rPr>
         <w:t xml:space="preserve">Automotive Infotainment Systems (VW) · E-commerce Platforms (Magento) · Enterprise Web Applications</w:t>
+      </w:r>
+    </w:p>
+    <w:p>
+      <w:pPr>
+        <w:spacing w:after="55" w:line="250"/>
+      </w:pPr>
+      <w:r>
+        <w:rPr>
+          <w:rFonts w:ascii="Calibri" w:cs="Calibri" w:eastAsia="Calibri" w:hAnsi="Calibri"/>
+          <w:b/>
+          <w:bCs/>
+          <w:color w:val="B02A1F"/>
+          <w:sz w:val="20"/>
+          <w:szCs w:val="20"/>
+        </w:rPr>
+        <w:t xml:space="preserve">[Gate skills — fill or delete this row]</w:t>
+      </w:r>
+      <w:r>
+        <w:rPr>
+          <w:rFonts w:ascii="Calibri" w:cs="Calibri" w:eastAsia="Calibri" w:hAnsi="Calibri"/>
+          <w:b/>
+          <w:bCs/>
+          <w:color w:val="1A1A1A"/>
+          <w:sz w:val="20"/>
+          <w:szCs w:val="20"/>
+        </w:rPr>
+        <w:t xml:space="preserve">  </w:t>
+      </w:r>
+      <w:r>
+        <w:rPr>
+          <w:rFonts w:ascii="Calibri" w:cs="Calibri" w:eastAsia="Calibri" w:hAnsi="Calibri"/>
+          <w:b/>
+          <w:bCs/>
+          <w:color w:val="B02A1F"/>
+          <w:sz w:val="20"/>
+          <w:szCs w:val="20"/>
+        </w:rPr>
+        <w:t xml:space="preserve">[JavaScript]</w:t>
+      </w:r>
+      <w:r>
+        <w:rPr>
+          <w:rFonts w:ascii="Calibri" w:cs="Calibri" w:eastAsia="Calibri" w:hAnsi="Calibri"/>
+          <w:color w:val="3D4451"/>
+          <w:sz w:val="20"/>
+          <w:szCs w:val="20"/>
+        </w:rPr>
+        <w:t xml:space="preserve"> · </w:t>
+      </w:r>
+      <w:r>
+        <w:rPr>
+          <w:rFonts w:ascii="Calibri" w:cs="Calibri" w:eastAsia="Calibri" w:hAnsi="Calibri"/>
+          <w:b/>
+          <w:bCs/>
+          <w:color w:val="B02A1F"/>
+          <w:sz w:val="20"/>
+          <w:szCs w:val="20"/>
+        </w:rPr>
+        <w:t xml:space="preserve">[Kafka / Amazon MQ]</w:t>
+      </w:r>
+      <w:r>
+        <w:rPr>
+          <w:rFonts w:ascii="Calibri" w:cs="Calibri" w:eastAsia="Calibri" w:hAnsi="Calibri"/>
+          <w:color w:val="3D4451"/>
+          <w:sz w:val="20"/>
+          <w:szCs w:val="20"/>
+        </w:rPr>
+        <w:t xml:space="preserve"> · </w:t>
+      </w:r>
+      <w:r>
+        <w:rPr>
+          <w:rFonts w:ascii="Calibri" w:cs="Calibri" w:eastAsia="Calibri" w:hAnsi="Calibri"/>
+          <w:b/>
+          <w:bCs/>
+          <w:color w:val="B02A1F"/>
+          <w:sz w:val="20"/>
+          <w:szCs w:val="20"/>
+        </w:rPr>
+        <w:t xml:space="preserve">[Splunk / Grafana / OpenTelemetry]</w:t>
+      </w:r>
+      <w:r>
+        <w:rPr>
+          <w:rFonts w:ascii="Calibri" w:cs="Calibri" w:eastAsia="Calibri" w:hAnsi="Calibri"/>
+          <w:color w:val="3D4451"/>
+          <w:sz w:val="20"/>
+          <w:szCs w:val="20"/>
+        </w:rPr>
+        <w:t xml:space="preserve"> · </w:t>
+      </w:r>
+      <w:r>
+        <w:rPr>
+          <w:rFonts w:ascii="Calibri" w:cs="Calibri" w:eastAsia="Calibri" w:hAnsi="Calibri"/>
+          <w:b/>
+          <w:bCs/>
+          <w:color w:val="B02A1F"/>
+          <w:sz w:val="20"/>
+          <w:szCs w:val="20"/>
+        </w:rPr>
+        <w:t xml:space="preserve">[Retail &amp; Order Management Domain]</w:t>
+      </w:r>
+    </w:p>
+    <w:p>
+      <w:pPr>
+        <w:spacing w:after="60" w:before="60" w:line="240"/>
+      </w:pPr>
+      <w:r>
+        <w:rPr>
+          <w:rFonts w:ascii="Calibri" w:cs="Calibri" w:eastAsia="Calibri" w:hAnsi="Calibri"/>
+          <w:i/>
+          <w:iCs/>
+          <w:color w:val="B02A1F"/>
+          <w:sz w:val="17"/>
+          <w:szCs w:val="17"/>
+        </w:rPr>
+        <w:t xml:space="preserve">FILL-IN RULE — every item in the bracketed row above is named by this job description but is not evidenced anywhere in your source resume. Keep only what you have genuinely shipped with and could be questioned on for twenty minutes; delete the rest, then delete the row label itself. Do not soften an entry to "exposure to".</w:t>
       </w:r>
     </w:p>
     <w:p>
@@ -490,7 +713,7 @@
           <w:sz w:val="20"/>
           <w:szCs w:val="20"/>
         </w:rPr>
-        <w:t xml:space="preserve">Develop and maintain a test automation framework for web applications using Playwright with </w:t>
+        <w:t xml:space="preserve">Develop and maintain a test automation framework for web applications using </w:t>
       </w:r>
       <w:r>
         <w:rPr>
@@ -501,35 +724,35 @@
           <w:highlight w:val="yellow"/>
           <w:highlightCs w:val="yellow"/>
         </w:rPr>
-        <w:t xml:space="preserve">TypeScript</w:t>
-      </w:r>
-      <w:r>
-        <w:rPr>
-          <w:rFonts w:ascii="Calibri" w:cs="Calibri" w:eastAsia="Calibri" w:hAnsi="Calibri"/>
-          <w:color w:val="3D4451"/>
-          <w:sz w:val="20"/>
-          <w:szCs w:val="20"/>
-        </w:rPr>
-        <w:t xml:space="preserve">.</w:t>
-      </w:r>
-    </w:p>
-    <w:p>
-      <w:pPr>
-        <w:pStyle w:val="ListParagraph"/>
-        <w:numPr>
-          <w:ilvl w:val="0"/>
-          <w:numId w:val="2"/>
-        </w:numPr>
-        <w:spacing w:after="55" w:line="250"/>
-      </w:pPr>
-      <w:r>
-        <w:rPr>
-          <w:rFonts w:ascii="Calibri" w:cs="Calibri" w:eastAsia="Calibri" w:hAnsi="Calibri"/>
-          <w:color w:val="3D4451"/>
-          <w:sz w:val="20"/>
-          <w:szCs w:val="20"/>
-        </w:rPr>
-        <w:t xml:space="preserve">Build and maintain test automation for the Zertificon website using the Cucumber framework with Selenium and </w:t>
+        <w:t xml:space="preserve">Playwright</w:t>
+      </w:r>
+      <w:r>
+        <w:rPr>
+          <w:rFonts w:ascii="Calibri" w:cs="Calibri" w:eastAsia="Calibri" w:hAnsi="Calibri"/>
+          <w:color w:val="3D4451"/>
+          <w:sz w:val="20"/>
+          <w:szCs w:val="20"/>
+        </w:rPr>
+        <w:t xml:space="preserve"> with TypeScript.</w:t>
+      </w:r>
+    </w:p>
+    <w:p>
+      <w:pPr>
+        <w:pStyle w:val="ListParagraph"/>
+        <w:numPr>
+          <w:ilvl w:val="0"/>
+          <w:numId w:val="2"/>
+        </w:numPr>
+        <w:spacing w:after="55" w:line="250"/>
+      </w:pPr>
+      <w:r>
+        <w:rPr>
+          <w:rFonts w:ascii="Calibri" w:cs="Calibri" w:eastAsia="Calibri" w:hAnsi="Calibri"/>
+          <w:color w:val="3D4451"/>
+          <w:sz w:val="20"/>
+          <w:szCs w:val="20"/>
+        </w:rPr>
+        <w:t xml:space="preserve">Design and build test automation from scratch using the </w:t>
       </w:r>
       <w:r>
         <w:rPr>
@@ -540,6 +763,65 @@
           <w:highlight w:val="yellow"/>
           <w:highlightCs w:val="yellow"/>
         </w:rPr>
+        <w:t xml:space="preserve">Cucumber</w:t>
+      </w:r>
+      <w:r>
+        <w:rPr>
+          <w:rFonts w:ascii="Calibri" w:cs="Calibri" w:eastAsia="Calibri" w:hAnsi="Calibri"/>
+          <w:color w:val="3D4451"/>
+          <w:sz w:val="20"/>
+          <w:szCs w:val="20"/>
+        </w:rPr>
+        <w:t xml:space="preserve"> framework for Windows-based, Android, and iOS Zertificon applications.</w:t>
+      </w:r>
+    </w:p>
+    <w:p>
+      <w:pPr>
+        <w:pStyle w:val="ListParagraph"/>
+        <w:numPr>
+          <w:ilvl w:val="0"/>
+          <w:numId w:val="2"/>
+        </w:numPr>
+        <w:spacing w:after="55" w:line="250"/>
+      </w:pPr>
+      <w:r>
+        <w:rPr>
+          <w:rFonts w:ascii="Calibri" w:cs="Calibri" w:eastAsia="Calibri" w:hAnsi="Calibri"/>
+          <w:color w:val="3D4451"/>
+          <w:sz w:val="20"/>
+          <w:szCs w:val="20"/>
+        </w:rPr>
+        <w:t xml:space="preserve">Build and maintain test automation for the Zertificon website using the Cucumber framework with </w:t>
+      </w:r>
+      <w:r>
+        <w:rPr>
+          <w:rFonts w:ascii="Calibri" w:cs="Calibri" w:eastAsia="Calibri" w:hAnsi="Calibri"/>
+          <w:color w:val="3D4451"/>
+          <w:sz w:val="20"/>
+          <w:szCs w:val="20"/>
+          <w:highlight w:val="yellow"/>
+          <w:highlightCs w:val="yellow"/>
+        </w:rPr>
+        <w:t xml:space="preserve">Selenium</w:t>
+      </w:r>
+      <w:r>
+        <w:rPr>
+          <w:rFonts w:ascii="Calibri" w:cs="Calibri" w:eastAsia="Calibri" w:hAnsi="Calibri"/>
+          <w:color w:val="3D4451"/>
+          <w:sz w:val="20"/>
+          <w:szCs w:val="20"/>
+        </w:rPr>
+        <w:t xml:space="preserve"> and </w:t>
+      </w:r>
+      <w:r>
+        <w:rPr>
+          <w:rFonts w:ascii="Calibri" w:cs="Calibri" w:eastAsia="Calibri" w:hAnsi="Calibri"/>
+          <w:color w:val="3D4451"/>
+          <w:sz w:val="20"/>
+          <w:szCs w:val="20"/>
+          <w:highlight w:val="yellow"/>
+          <w:highlightCs w:val="yellow"/>
+        </w:rPr>
         <w:t xml:space="preserve">Java</w:t>
       </w:r>
       <w:r>
@@ -550,25 +832,6 @@
           <w:szCs w:val="20"/>
         </w:rPr>
         <w:t xml:space="preserve">.</w:t>
-      </w:r>
-    </w:p>
-    <w:p>
-      <w:pPr>
-        <w:pStyle w:val="ListParagraph"/>
-        <w:numPr>
-          <w:ilvl w:val="0"/>
-          <w:numId w:val="2"/>
-        </w:numPr>
-        <w:spacing w:after="55" w:line="250"/>
-      </w:pPr>
-      <w:r>
-        <w:rPr>
-          <w:rFonts w:ascii="Calibri" w:cs="Calibri" w:eastAsia="Calibri" w:hAnsi="Calibri"/>
-          <w:color w:val="3D4451"/>
-          <w:sz w:val="20"/>
-          <w:szCs w:val="20"/>
-        </w:rPr>
-        <w:t xml:space="preserve">Design and build test automation from scratch using the Cucumber framework for Windows-based, Android, and iOS Zertificon applications.</w:t>
       </w:r>
     </w:p>
     <w:p>
@@ -713,6 +976,84 @@
           <w:sz w:val="20"/>
           <w:szCs w:val="20"/>
         </w:rPr>
+        <w:t xml:space="preserve">Automated infotainment system backend </w:t>
+      </w:r>
+      <w:r>
+        <w:rPr>
+          <w:rFonts w:ascii="Calibri" w:cs="Calibri" w:eastAsia="Calibri" w:hAnsi="Calibri"/>
+          <w:color w:val="3D4451"/>
+          <w:sz w:val="20"/>
+          <w:szCs w:val="20"/>
+          <w:highlight w:val="yellow"/>
+          <w:highlightCs w:val="yellow"/>
+        </w:rPr>
+        <w:t xml:space="preserve">API</w:t>
+      </w:r>
+      <w:r>
+        <w:rPr>
+          <w:rFonts w:ascii="Calibri" w:cs="Calibri" w:eastAsia="Calibri" w:hAnsi="Calibri"/>
+          <w:color w:val="3D4451"/>
+          <w:sz w:val="20"/>
+          <w:szCs w:val="20"/>
+        </w:rPr>
+        <w:t xml:space="preserve">s using the REST Assured framework and Postman for manual API testing.</w:t>
+      </w:r>
+    </w:p>
+    <w:p>
+      <w:pPr>
+        <w:pStyle w:val="ListParagraph"/>
+        <w:numPr>
+          <w:ilvl w:val="0"/>
+          <w:numId w:val="2"/>
+        </w:numPr>
+        <w:spacing w:after="55" w:line="250"/>
+      </w:pPr>
+      <w:r>
+        <w:rPr>
+          <w:rFonts w:ascii="Calibri" w:cs="Calibri" w:eastAsia="Calibri" w:hAnsi="Calibri"/>
+          <w:color w:val="3D4451"/>
+          <w:sz w:val="20"/>
+          <w:szCs w:val="20"/>
+        </w:rPr>
+        <w:t xml:space="preserve">Wrote test cases for the infotainment car application in the </w:t>
+      </w:r>
+      <w:r>
+        <w:rPr>
+          <w:rFonts w:ascii="Calibri" w:cs="Calibri" w:eastAsia="Calibri" w:hAnsi="Calibri"/>
+          <w:color w:val="3D4451"/>
+          <w:sz w:val="20"/>
+          <w:szCs w:val="20"/>
+          <w:highlight w:val="yellow"/>
+          <w:highlightCs w:val="yellow"/>
+        </w:rPr>
+        <w:t xml:space="preserve">XRay</w:t>
+      </w:r>
+      <w:r>
+        <w:rPr>
+          <w:rFonts w:ascii="Calibri" w:cs="Calibri" w:eastAsia="Calibri" w:hAnsi="Calibri"/>
+          <w:color w:val="3D4451"/>
+          <w:sz w:val="20"/>
+          <w:szCs w:val="20"/>
+        </w:rPr>
+        <w:t xml:space="preserve"> test case management tool and produced daily and weekly status reports.</w:t>
+      </w:r>
+    </w:p>
+    <w:p>
+      <w:pPr>
+        <w:pStyle w:val="ListParagraph"/>
+        <w:numPr>
+          <w:ilvl w:val="0"/>
+          <w:numId w:val="2"/>
+        </w:numPr>
+        <w:spacing w:after="55" w:line="250"/>
+      </w:pPr>
+      <w:r>
+        <w:rPr>
+          <w:rFonts w:ascii="Calibri" w:cs="Calibri" w:eastAsia="Calibri" w:hAnsi="Calibri"/>
+          <w:color w:val="3D4451"/>
+          <w:sz w:val="20"/>
+          <w:szCs w:val="20"/>
+        </w:rPr>
         <w:t xml:space="preserve">Owned testing of the Volkswagen in-car infotainment app "We Experience" for the VW Passat and VW Golf as the sole QA resource on the product.</w:t>
       </w:r>
     </w:p>
@@ -751,45 +1092,7 @@
           <w:sz w:val="20"/>
           <w:szCs w:val="20"/>
         </w:rPr>
-        <w:t xml:space="preserve">Automated infotainment system backend APIs using the REST Assured framework and Postman for manual API testing.</w:t>
-      </w:r>
-    </w:p>
-    <w:p>
-      <w:pPr>
-        <w:pStyle w:val="ListParagraph"/>
-        <w:numPr>
-          <w:ilvl w:val="0"/>
-          <w:numId w:val="2"/>
-        </w:numPr>
-        <w:spacing w:after="55" w:line="250"/>
-      </w:pPr>
-      <w:r>
-        <w:rPr>
-          <w:rFonts w:ascii="Calibri" w:cs="Calibri" w:eastAsia="Calibri" w:hAnsi="Calibri"/>
-          <w:color w:val="3D4451"/>
-          <w:sz w:val="20"/>
-          <w:szCs w:val="20"/>
-        </w:rPr>
         <w:t xml:space="preserve">Used Maven as the build management tool and Jenkins / Travis CI for continuous integration.</w:t>
-      </w:r>
-    </w:p>
-    <w:p>
-      <w:pPr>
-        <w:pStyle w:val="ListParagraph"/>
-        <w:numPr>
-          <w:ilvl w:val="0"/>
-          <w:numId w:val="2"/>
-        </w:numPr>
-        <w:spacing w:after="55" w:line="250"/>
-      </w:pPr>
-      <w:r>
-        <w:rPr>
-          <w:rFonts w:ascii="Calibri" w:cs="Calibri" w:eastAsia="Calibri" w:hAnsi="Calibri"/>
-          <w:color w:val="3D4451"/>
-          <w:sz w:val="20"/>
-          <w:szCs w:val="20"/>
-        </w:rPr>
-        <w:t xml:space="preserve">Wrote test cases for the infotainment car application in the XRay test case management tool and produced daily and weekly status reports.</w:t>
       </w:r>
     </w:p>
     <w:p>
@@ -896,6 +1199,84 @@
           <w:sz w:val="20"/>
           <w:szCs w:val="20"/>
         </w:rPr>
+        <w:t xml:space="preserve">Used Git for version control and worked within </w:t>
+      </w:r>
+      <w:r>
+        <w:rPr>
+          <w:rFonts w:ascii="Calibri" w:cs="Calibri" w:eastAsia="Calibri" w:hAnsi="Calibri"/>
+          <w:color w:val="3D4451"/>
+          <w:sz w:val="20"/>
+          <w:szCs w:val="20"/>
+          <w:highlight w:val="yellow"/>
+          <w:highlightCs w:val="yellow"/>
+        </w:rPr>
+        <w:t xml:space="preserve">AWS</w:t>
+      </w:r>
+      <w:r>
+        <w:rPr>
+          <w:rFonts w:ascii="Calibri" w:cs="Calibri" w:eastAsia="Calibri" w:hAnsi="Calibri"/>
+          <w:color w:val="3D4451"/>
+          <w:sz w:val="20"/>
+          <w:szCs w:val="20"/>
+        </w:rPr>
+        <w:t xml:space="preserve"> infrastructure.</w:t>
+      </w:r>
+    </w:p>
+    <w:p>
+      <w:pPr>
+        <w:pStyle w:val="ListParagraph"/>
+        <w:numPr>
+          <w:ilvl w:val="0"/>
+          <w:numId w:val="2"/>
+        </w:numPr>
+        <w:spacing w:after="55" w:line="250"/>
+      </w:pPr>
+      <w:r>
+        <w:rPr>
+          <w:rFonts w:ascii="Calibri" w:cs="Calibri" w:eastAsia="Calibri" w:hAnsi="Calibri"/>
+          <w:color w:val="3D4451"/>
+          <w:sz w:val="20"/>
+          <w:szCs w:val="20"/>
+        </w:rPr>
+        <w:t xml:space="preserve">Performed the complete testing lifecycle — </w:t>
+      </w:r>
+      <w:r>
+        <w:rPr>
+          <w:rFonts w:ascii="Calibri" w:cs="Calibri" w:eastAsia="Calibri" w:hAnsi="Calibri"/>
+          <w:color w:val="3D4451"/>
+          <w:sz w:val="20"/>
+          <w:szCs w:val="20"/>
+          <w:highlight w:val="yellow"/>
+          <w:highlightCs w:val="yellow"/>
+        </w:rPr>
+        <w:t xml:space="preserve">regression</w:t>
+      </w:r>
+      <w:r>
+        <w:rPr>
+          <w:rFonts w:ascii="Calibri" w:cs="Calibri" w:eastAsia="Calibri" w:hAnsi="Calibri"/>
+          <w:color w:val="3D4451"/>
+          <w:sz w:val="20"/>
+          <w:szCs w:val="20"/>
+        </w:rPr>
+        <w:t xml:space="preserve"> testing of fixed bugs and new builds, sanity testing, and user testing — following Scrum and Kanban.</w:t>
+      </w:r>
+    </w:p>
+    <w:p>
+      <w:pPr>
+        <w:pStyle w:val="ListParagraph"/>
+        <w:numPr>
+          <w:ilvl w:val="0"/>
+          <w:numId w:val="2"/>
+        </w:numPr>
+        <w:spacing w:after="55" w:line="250"/>
+      </w:pPr>
+      <w:r>
+        <w:rPr>
+          <w:rFonts w:ascii="Calibri" w:cs="Calibri" w:eastAsia="Calibri" w:hAnsi="Calibri"/>
+          <w:color w:val="3D4451"/>
+          <w:sz w:val="20"/>
+          <w:szCs w:val="20"/>
+        </w:rPr>
         <w:t xml:space="preserve">Owned testing for all 13 e-commerce shops across Europe as the sole QA engineer.</w:t>
       </w:r>
     </w:p>
@@ -992,44 +1373,6 @@
           <w:szCs w:val="20"/>
         </w:rPr>
         <w:t xml:space="preserve">Tested backend Magento e-commerce modules and deployed features to test servers for manual and automated testing.</w:t>
-      </w:r>
-    </w:p>
-    <w:p>
-      <w:pPr>
-        <w:pStyle w:val="ListParagraph"/>
-        <w:numPr>
-          <w:ilvl w:val="0"/>
-          <w:numId w:val="2"/>
-        </w:numPr>
-        <w:spacing w:after="55" w:line="250"/>
-      </w:pPr>
-      <w:r>
-        <w:rPr>
-          <w:rFonts w:ascii="Calibri" w:cs="Calibri" w:eastAsia="Calibri" w:hAnsi="Calibri"/>
-          <w:color w:val="3D4451"/>
-          <w:sz w:val="20"/>
-          <w:szCs w:val="20"/>
-        </w:rPr>
-        <w:t xml:space="preserve">Used Git for version control and worked within AWS infrastructure.</w:t>
-      </w:r>
-    </w:p>
-    <w:p>
-      <w:pPr>
-        <w:pStyle w:val="ListParagraph"/>
-        <w:numPr>
-          <w:ilvl w:val="0"/>
-          <w:numId w:val="2"/>
-        </w:numPr>
-        <w:spacing w:after="55" w:line="250"/>
-      </w:pPr>
-      <w:r>
-        <w:rPr>
-          <w:rFonts w:ascii="Calibri" w:cs="Calibri" w:eastAsia="Calibri" w:hAnsi="Calibri"/>
-          <w:color w:val="3D4451"/>
-          <w:sz w:val="20"/>
-          <w:szCs w:val="20"/>
-        </w:rPr>
-        <w:t xml:space="preserve">Performed the complete testing lifecycle — regression testing of fixed bugs and new builds, sanity testing, and user testing — following Scrum and Kanban.</w:t>
       </w:r>
     </w:p>
     <w:p>
